--- a/Lê-Văn_Hoàng_2401ITA022.docx
+++ b/Lê-Văn_Hoàng_2401ITA022.docx
@@ -8,7 +8,6 @@
       </w:r>
     </w:p>
     <w:p>
-      <w:bookmarkStart w:id="0" w:name="_GoBack"/>
       <w:r>
         <w:drawing>
           <wp:inline distT="0" distB="0" distL="0" distR="0" wp14:anchorId="5199F0C0" wp14:editId="729665F4">
@@ -46,7 +45,153 @@
           </wp:inline>
         </w:drawing>
       </w:r>
+    </w:p>
+    <w:p>
+      <w:r>
+        <w:t>Câu 3:</w:t>
+      </w:r>
+    </w:p>
+    <w:p>
+      <w:pPr>
+        <w:tabs>
+          <w:tab w:val="left" w:pos="1933"/>
+        </w:tabs>
+      </w:pPr>
+      <w:r>
+        <w:drawing>
+          <wp:inline distT="0" distB="0" distL="0" distR="0" wp14:anchorId="39033E77" wp14:editId="48E7BE82">
+            <wp:extent cx="5943600" cy="3188335"/>
+            <wp:effectExtent l="0" t="0" r="0" b="0"/>
+            <wp:docPr id="2" name="Picture 2"/>
+            <wp:cNvGraphicFramePr>
+              <a:graphicFrameLocks xmlns:a="http://schemas.openxmlformats.org/drawingml/2006/main" noChangeAspect="1"/>
+            </wp:cNvGraphicFramePr>
+            <a:graphic xmlns:a="http://schemas.openxmlformats.org/drawingml/2006/main">
+              <a:graphicData uri="http://schemas.openxmlformats.org/drawingml/2006/picture">
+                <pic:pic xmlns:pic="http://schemas.openxmlformats.org/drawingml/2006/picture">
+                  <pic:nvPicPr>
+                    <pic:cNvPr id="1" name=""/>
+                    <pic:cNvPicPr/>
+                  </pic:nvPicPr>
+                  <pic:blipFill>
+                    <a:blip r:embed="rId5"/>
+                    <a:stretch>
+                      <a:fillRect/>
+                    </a:stretch>
+                  </pic:blipFill>
+                  <pic:spPr>
+                    <a:xfrm>
+                      <a:off x="0" y="0"/>
+                      <a:ext cx="5943600" cy="3188335"/>
+                    </a:xfrm>
+                    <a:prstGeom prst="rect">
+                      <a:avLst/>
+                    </a:prstGeom>
+                  </pic:spPr>
+                </pic:pic>
+              </a:graphicData>
+            </a:graphic>
+          </wp:inline>
+        </w:drawing>
+      </w:r>
+    </w:p>
+    <w:p>
+      <w:pPr>
+        <w:tabs>
+          <w:tab w:val="left" w:pos="1933"/>
+        </w:tabs>
+      </w:pPr>
+    </w:p>
+    <w:p>
+      <w:pPr>
+        <w:tabs>
+          <w:tab w:val="left" w:pos="1933"/>
+        </w:tabs>
+      </w:pPr>
+    </w:p>
+    <w:p>
+      <w:pPr>
+        <w:tabs>
+          <w:tab w:val="left" w:pos="1933"/>
+        </w:tabs>
+      </w:pPr>
+    </w:p>
+    <w:p>
+      <w:pPr>
+        <w:tabs>
+          <w:tab w:val="left" w:pos="1933"/>
+        </w:tabs>
+      </w:pPr>
+      <w:r>
+        <w:lastRenderedPageBreak/>
+        <w:t>Câu 4:</w:t>
+      </w:r>
+    </w:p>
+    <w:p>
+      <w:pPr>
+        <w:tabs>
+          <w:tab w:val="left" w:pos="1933"/>
+        </w:tabs>
+      </w:pPr>
+      <w:r>
+        <w:drawing>
+          <wp:inline distT="0" distB="0" distL="0" distR="0" wp14:anchorId="1FB52C27" wp14:editId="085C92C0">
+            <wp:extent cx="5943600" cy="3179445"/>
+            <wp:effectExtent l="0" t="0" r="0" b="1905"/>
+            <wp:docPr id="3" name="Picture 3"/>
+            <wp:cNvGraphicFramePr>
+              <a:graphicFrameLocks xmlns:a="http://schemas.openxmlformats.org/drawingml/2006/main" noChangeAspect="1"/>
+            </wp:cNvGraphicFramePr>
+            <a:graphic xmlns:a="http://schemas.openxmlformats.org/drawingml/2006/main">
+              <a:graphicData uri="http://schemas.openxmlformats.org/drawingml/2006/picture">
+                <pic:pic xmlns:pic="http://schemas.openxmlformats.org/drawingml/2006/picture">
+                  <pic:nvPicPr>
+                    <pic:cNvPr id="1" name=""/>
+                    <pic:cNvPicPr/>
+                  </pic:nvPicPr>
+                  <pic:blipFill>
+                    <a:blip r:embed="rId6"/>
+                    <a:stretch>
+                      <a:fillRect/>
+                    </a:stretch>
+                  </pic:blipFill>
+                  <pic:spPr>
+                    <a:xfrm>
+                      <a:off x="0" y="0"/>
+                      <a:ext cx="5943600" cy="3179445"/>
+                    </a:xfrm>
+                    <a:prstGeom prst="rect">
+                      <a:avLst/>
+                    </a:prstGeom>
+                  </pic:spPr>
+                </pic:pic>
+              </a:graphicData>
+            </a:graphic>
+          </wp:inline>
+        </w:drawing>
+      </w:r>
+    </w:p>
+    <w:p>
+      <w:pPr>
+        <w:tabs>
+          <w:tab w:val="left" w:pos="1933"/>
+        </w:tabs>
+      </w:pPr>
+      <w:r>
+        <w:t>Link github:</w:t>
+      </w:r>
+      <w:r>
+        <w:t>https://github.com/HoangSpring/giuaky-frontend</w:t>
+      </w:r>
+      <w:bookmarkStart w:id="0" w:name="_GoBack"/>
       <w:bookmarkEnd w:id="0"/>
+    </w:p>
+    <w:p>
+      <w:pPr>
+        <w:tabs>
+          <w:tab w:val="left" w:pos="1933"/>
+        </w:tabs>
+      </w:pPr>
     </w:p>
     <w:sectPr>
       <w:pgSz w:w="12240" w:h="15840"/>

--- a/Lê-Văn_Hoàng_2401ITA022.docx
+++ b/Lê-Văn_Hoàng_2401ITA022.docx
@@ -135,10 +135,10 @@
       </w:pPr>
       <w:r>
         <w:drawing>
-          <wp:inline distT="0" distB="0" distL="0" distR="0" wp14:anchorId="1FB52C27" wp14:editId="085C92C0">
-            <wp:extent cx="5943600" cy="3179445"/>
-            <wp:effectExtent l="0" t="0" r="0" b="1905"/>
-            <wp:docPr id="3" name="Picture 3"/>
+          <wp:inline distT="0" distB="0" distL="0" distR="0" wp14:anchorId="71665535" wp14:editId="4D5265FF">
+            <wp:extent cx="5943600" cy="3191510"/>
+            <wp:effectExtent l="0" t="0" r="0" b="8890"/>
+            <wp:docPr id="4" name="Picture 4"/>
             <wp:cNvGraphicFramePr>
               <a:graphicFrameLocks xmlns:a="http://schemas.openxmlformats.org/drawingml/2006/main" noChangeAspect="1"/>
             </wp:cNvGraphicFramePr>
@@ -158,7 +158,7 @@
                   <pic:spPr>
                     <a:xfrm>
                       <a:off x="0" y="0"/>
-                      <a:ext cx="5943600" cy="3179445"/>
+                      <a:ext cx="5943600" cy="3191510"/>
                     </a:xfrm>
                     <a:prstGeom prst="rect">
                       <a:avLst/>
@@ -170,6 +170,8 @@
           </wp:inline>
         </w:drawing>
       </w:r>
+      <w:bookmarkStart w:id="0" w:name="_GoBack"/>
+      <w:bookmarkEnd w:id="0"/>
     </w:p>
     <w:p>
       <w:pPr>
@@ -183,8 +185,6 @@
       <w:r>
         <w:t>https://github.com/HoangSpring/giuaky-frontend</w:t>
       </w:r>
-      <w:bookmarkStart w:id="0" w:name="_GoBack"/>
-      <w:bookmarkEnd w:id="0"/>
     </w:p>
     <w:p>
       <w:pPr>
